--- a/07_LEAD_MAGNETS/04_DOSPEM_Template_1Page_Progress_Summary_Revisi.docx
+++ b/07_LEAD_MAGNETS/04_DOSPEM_Template_1Page_Progress_Summary_Revisi.docx
@@ -3,68 +3,85 @@
 <w:document xmlns:wpc="http://schemas.microsoft.com/office/word/2010/wordprocessingCanvas" xmlns:mo="http://schemas.microsoft.com/office/mac/office/2008/main" xmlns:mc="http://schemas.openxmlformats.org/markup-compatibility/2006" xmlns:mv="urn:schemas-microsoft-com:mac:vml" xmlns:o="urn:schemas-microsoft-com:office:office" xmlns:r="http://schemas.openxmlformats.org/officeDocument/2006/relationships" xmlns:m="http://schemas.openxmlformats.org/officeDocument/2006/math" xmlns:v="urn:schemas-microsoft-com:vml" xmlns:wp14="http://schemas.microsoft.com/office/word/2010/wordprocessingDrawing" xmlns:wp="http://schemas.openxmlformats.org/drawingml/2006/wordprocessingDrawing" xmlns:w10="urn:schemas-microsoft-com:office:word" xmlns:w="http://schemas.openxmlformats.org/wordprocessingml/2006/main" xmlns:w14="http://schemas.microsoft.com/office/word/2010/wordml" xmlns:wpg="http://schemas.microsoft.com/office/word/2010/wordprocessingGroup" xmlns:wpi="http://schemas.microsoft.com/office/word/2010/wordprocessingInk" xmlns:wne="http://schemas.microsoft.com/office/word/2006/wordml" xmlns:wps="http://schemas.microsoft.com/office/word/2010/wordprocessingShape" mc:Ignorable="w14 wp14">
   <w:body>
     <w:p>
+      <w:pPr>
+        <w:jc w:val="center"/>
+      </w:pPr>
       <w:r>
         <w:rPr>
+          <w:rFonts w:ascii="Times New Roman" w:hAnsi="Times New Roman"/>
           <w:b/>
-          <w:color w:val="E85929"/>
-          <w:sz w:val="20"/>
+          <w:i w:val="0"/>
+          <w:color w:val="000000"/>
+          <w:sz w:val="28"/>
+          <w:rFonts w:ascii="Times New Roman" w:hAnsi="Times New Roman" w:cs="Times New Roman" w:eastAsia="Times New Roman"/>
         </w:rPr>
-        <w:t>NASKAH.FK — DOSPEM COMMUNICATION SUITE</w:t>
+        <w:t>LEMBAR RINGKASAN PROGRES DAN TINDAK LANJUT REVISI BIMBINGAN</w:t>
         <w:br/>
       </w:r>
       <w:r>
         <w:rPr>
-          <w:b/>
-          <w:color w:val="071726"/>
-          <w:sz w:val="30"/>
+          <w:rFonts w:ascii="Times New Roman" w:hAnsi="Times New Roman"/>
+          <w:b w:val="0"/>
+          <w:i/>
+          <w:color w:val="000000"/>
+          <w:sz w:val="24"/>
+          <w:rFonts w:ascii="Times New Roman" w:hAnsi="Times New Roman" w:cs="Times New Roman" w:eastAsia="Times New Roman"/>
         </w:rPr>
-        <w:t>Lembar Ringkasan Progres &amp; Tindak Lanjut Revisi (1-Page Summary)</w:t>
-      </w:r>
-    </w:p>
-    <w:p>
-      <w:r>
-        <w:t>Lampirkan lembar ini di halaman terdepan setiap kali mengirimkan draft naskah revisi kepada Dosen Pembimbing.</w:t>
-      </w:r>
-    </w:p>
-    <w:p>
-      <w:r>
-        <w:t>―――――――――――――――――――――――――――――――――――――――――――――</w:t>
+        <w:t>Formulir Komunikasi Efektif Dosen Pembimbing Skripsi Kedokteran — NASKAH.FK</w:t>
       </w:r>
     </w:p>
     <w:p>
       <w:pPr>
         <w:pStyle w:val="Heading2"/>
+        <w:spacing w:before="200" w:after="80"/>
       </w:pPr>
       <w:r>
+        <w:rPr>
+          <w:rFonts w:ascii="Times New Roman" w:hAnsi="Times New Roman"/>
+          <w:b/>
+          <w:i w:val="0"/>
+          <w:color w:val="000000"/>
+          <w:sz w:val="24"/>
+          <w:rFonts w:ascii="Times New Roman" w:hAnsi="Times New Roman" w:cs="Times New Roman" w:eastAsia="Times New Roman"/>
+        </w:rPr>
         <w:t>I. IDENTITAS BIMBINGAN</w:t>
       </w:r>
     </w:p>
     <w:p>
       <w:r>
-        <w:t>Nama Mahasiswa / NIM : [Nama Lengkap] / [NIM]</w:t>
+        <w:rPr>
+          <w:rFonts w:ascii="Times New Roman" w:hAnsi="Times New Roman"/>
+          <w:b w:val="0"/>
+          <w:i w:val="0"/>
+          <w:color w:val="000000"/>
+          <w:sz w:val="24"/>
+          <w:rFonts w:ascii="Times New Roman" w:hAnsi="Times New Roman" w:cs="Times New Roman" w:eastAsia="Times New Roman"/>
+        </w:rPr>
+        <w:t>Nama Mahasiswa / NIM : [Nama Mahasiswa Lengkap] / [NIM]</w:t>
         <w:br/>
-      </w:r>
-      <w:r>
-        <w:t>Dosen Pembimbing I    : [Nama &amp; Gelar Dospem Utama]</w:t>
+        <w:t>Dosen Pembimbing I    : [Nama Lengkap beserta Gelar Akademik Dospem I]</w:t>
         <w:br/>
-      </w:r>
-      <w:r>
-        <w:t>Dosen Pembimbing II   : [Nama &amp; Gelar Dospem Pendamping]</w:t>
+        <w:t>Dosen Pembimbing II   : [Nama Lengkap beserta Gelar Akademik Dospem II]</w:t>
         <w:br/>
-      </w:r>
-      <w:r>
-        <w:t>Tahap Naskah          : Revisi Proposal / Revisi Bab 4-5 / Pra-Sidang</w:t>
+        <w:t>Tahapan Naskah        : Revisi Proposal / Revisi Bab 4–5 / Pra-Sidang Hasil</w:t>
         <w:br/>
-      </w:r>
-      <w:r>
         <w:t>Tanggal Penyerahan    : [DD Bulan YYYY]</w:t>
       </w:r>
     </w:p>
     <w:p>
       <w:pPr>
         <w:pStyle w:val="Heading2"/>
+        <w:spacing w:before="200" w:after="80"/>
       </w:pPr>
       <w:r>
+        <w:rPr>
+          <w:rFonts w:ascii="Times New Roman" w:hAnsi="Times New Roman"/>
+          <w:b/>
+          <w:i w:val="0"/>
+          <w:color w:val="000000"/>
+          <w:sz w:val="24"/>
+          <w:rFonts w:ascii="Times New Roman" w:hAnsi="Times New Roman" w:cs="Times New Roman" w:eastAsia="Times New Roman"/>
+        </w:rPr>
         <w:t>II. MATRIKS TINDAK LANJUT REVISI SEBELUMNYA</w:t>
       </w:r>
     </w:p>
@@ -73,22 +90,48 @@
         <w:tblW w:type="auto" w:w="0"/>
         <w:jc w:val="center"/>
         <w:tblLook w:firstColumn="1" w:firstRow="1" w:lastColumn="0" w:lastRow="0" w:noHBand="0" w:noVBand="1" w:val="04A0"/>
+        <w:tblBorders>
+          <w:top w:val="single" w:sz="8" w:space="0" w:color="000000"/>
+          <w:left w:val="none"/>
+          <w:bottom w:val="single" w:sz="8" w:space="0" w:color="000000"/>
+          <w:right w:val="none"/>
+          <w:insideH w:val="single" w:sz="4" w:space="0" w:color="CCCCCC"/>
+          <w:insideV w:val="none"/>
+        </w:tblBorders>
       </w:tblPr>
       <w:tblGrid>
-        <w:gridCol w:w="2340"/>
-        <w:gridCol w:w="2340"/>
-        <w:gridCol w:w="2340"/>
-        <w:gridCol w:w="2340"/>
+        <w:gridCol w:w="1984"/>
+        <w:gridCol w:w="1984"/>
+        <w:gridCol w:w="1984"/>
+        <w:gridCol w:w="1984"/>
       </w:tblGrid>
       <w:tr>
+        <w:trPr>
+          <w:tblHeader/>
+        </w:trPr>
         <w:tc>
           <w:tcPr>
-            <w:tcW w:type="dxa" w:w="2340"/>
+            <w:tcW w:type="dxa" w:w="1984"/>
+            <w:tcMar>
+              <w:top w:w="120" w:type="dxa"/>
+              <w:bottom w:w="120" w:type="dxa"/>
+              <w:left w:w="140" w:type="dxa"/>
+              <w:right w:w="140" w:type="dxa"/>
+            </w:tcMar>
           </w:tcPr>
           <w:p>
+            <w:pPr>
+              <w:spacing w:line="240" w:lineRule="auto" w:after="40"/>
+            </w:pPr>
             <w:r>
               <w:rPr>
+                <w:rFonts w:ascii="Times New Roman" w:hAnsi="Times New Roman"/>
                 <w:b/>
+                <w:i w:val="0"/>
+                <w:color w:val="000000"/>
+                <w:sz w:val="22"/>
+                <w:rFonts w:ascii="Times New Roman" w:hAnsi="Times New Roman" w:cs="Times New Roman" w:eastAsia="Times New Roman"/>
+                <w:rFonts w:ascii="Times New Roman" w:hAnsi="Times New Roman" w:cs="Times New Roman" w:eastAsia="Times New Roman"/>
               </w:rPr>
               <w:t>No</w:t>
             </w:r>
@@ -96,40 +139,85 @@
         </w:tc>
         <w:tc>
           <w:tcPr>
-            <w:tcW w:type="dxa" w:w="2340"/>
+            <w:tcW w:type="dxa" w:w="1984"/>
+            <w:tcMar>
+              <w:top w:w="120" w:type="dxa"/>
+              <w:bottom w:w="120" w:type="dxa"/>
+              <w:left w:w="140" w:type="dxa"/>
+              <w:right w:w="140" w:type="dxa"/>
+            </w:tcMar>
           </w:tcPr>
           <w:p>
+            <w:pPr>
+              <w:spacing w:line="240" w:lineRule="auto" w:after="40"/>
+            </w:pPr>
             <w:r>
               <w:rPr>
+                <w:rFonts w:ascii="Times New Roman" w:hAnsi="Times New Roman"/>
                 <w:b/>
+                <w:i w:val="0"/>
+                <w:color w:val="000000"/>
+                <w:sz w:val="22"/>
+                <w:rFonts w:ascii="Times New Roman" w:hAnsi="Times New Roman" w:cs="Times New Roman" w:eastAsia="Times New Roman"/>
+                <w:rFonts w:ascii="Times New Roman" w:hAnsi="Times New Roman" w:cs="Times New Roman" w:eastAsia="Times New Roman"/>
               </w:rPr>
-              <w:t>Catatan Dospem Sebelumnya</w:t>
+              <w:t>Catatan Koreksi Pembimbing</w:t>
             </w:r>
           </w:p>
         </w:tc>
         <w:tc>
           <w:tcPr>
-            <w:tcW w:type="dxa" w:w="2340"/>
+            <w:tcW w:type="dxa" w:w="1984"/>
+            <w:tcMar>
+              <w:top w:w="120" w:type="dxa"/>
+              <w:bottom w:w="120" w:type="dxa"/>
+              <w:left w:w="140" w:type="dxa"/>
+              <w:right w:w="140" w:type="dxa"/>
+            </w:tcMar>
           </w:tcPr>
           <w:p>
+            <w:pPr>
+              <w:spacing w:line="240" w:lineRule="auto" w:after="40"/>
+            </w:pPr>
             <w:r>
               <w:rPr>
+                <w:rFonts w:ascii="Times New Roman" w:hAnsi="Times New Roman"/>
                 <w:b/>
+                <w:i w:val="0"/>
+                <w:color w:val="000000"/>
+                <w:sz w:val="22"/>
+                <w:rFonts w:ascii="Times New Roman" w:hAnsi="Times New Roman" w:cs="Times New Roman" w:eastAsia="Times New Roman"/>
+                <w:rFonts w:ascii="Times New Roman" w:hAnsi="Times New Roman" w:cs="Times New Roman" w:eastAsia="Times New Roman"/>
               </w:rPr>
-              <w:t>Halaman / Bab</w:t>
+              <w:t>Lokasi Naskah</w:t>
             </w:r>
           </w:p>
         </w:tc>
         <w:tc>
           <w:tcPr>
-            <w:tcW w:type="dxa" w:w="2340"/>
+            <w:tcW w:type="dxa" w:w="1984"/>
+            <w:tcMar>
+              <w:top w:w="120" w:type="dxa"/>
+              <w:bottom w:w="120" w:type="dxa"/>
+              <w:left w:w="140" w:type="dxa"/>
+              <w:right w:w="140" w:type="dxa"/>
+            </w:tcMar>
           </w:tcPr>
           <w:p>
+            <w:pPr>
+              <w:spacing w:line="240" w:lineRule="auto" w:after="40"/>
+            </w:pPr>
             <w:r>
               <w:rPr>
+                <w:rFonts w:ascii="Times New Roman" w:hAnsi="Times New Roman"/>
                 <w:b/>
+                <w:i w:val="0"/>
+                <w:color w:val="000000"/>
+                <w:sz w:val="22"/>
+                <w:rFonts w:ascii="Times New Roman" w:hAnsi="Times New Roman" w:cs="Times New Roman" w:eastAsia="Times New Roman"/>
+                <w:rFonts w:ascii="Times New Roman" w:hAnsi="Times New Roman" w:cs="Times New Roman" w:eastAsia="Times New Roman"/>
               </w:rPr>
-              <w:t>Tindakan Perbaikan &amp; Referensi</w:t>
+              <w:t>Tindak Lanjut &amp; Dasar Rujukan</w:t>
             </w:r>
           </w:p>
         </w:tc>
@@ -137,41 +225,113 @@
       <w:tr>
         <w:tc>
           <w:tcPr>
-            <w:tcW w:type="dxa" w:w="2340"/>
+            <w:tcW w:type="dxa" w:w="1984"/>
+            <w:tcMar>
+              <w:top w:w="120" w:type="dxa"/>
+              <w:bottom w:w="120" w:type="dxa"/>
+              <w:left w:w="140" w:type="dxa"/>
+              <w:right w:w="140" w:type="dxa"/>
+            </w:tcMar>
           </w:tcPr>
           <w:p>
+            <w:pPr>
+              <w:spacing w:line="240" w:lineRule="auto" w:after="40"/>
+            </w:pPr>
             <w:r>
+              <w:rPr>
+                <w:rFonts w:ascii="Times New Roman" w:hAnsi="Times New Roman"/>
+                <w:b/>
+                <w:i w:val="0"/>
+                <w:color w:val="000000"/>
+                <w:sz w:val="22"/>
+                <w:rFonts w:ascii="Times New Roman" w:hAnsi="Times New Roman" w:cs="Times New Roman" w:eastAsia="Times New Roman"/>
+                <w:rFonts w:ascii="Times New Roman" w:hAnsi="Times New Roman" w:cs="Times New Roman" w:eastAsia="Times New Roman"/>
+              </w:rPr>
               <w:t>1</w:t>
             </w:r>
           </w:p>
         </w:tc>
         <w:tc>
           <w:tcPr>
-            <w:tcW w:type="dxa" w:w="2340"/>
+            <w:tcW w:type="dxa" w:w="1984"/>
+            <w:tcMar>
+              <w:top w:w="120" w:type="dxa"/>
+              <w:bottom w:w="120" w:type="dxa"/>
+              <w:left w:w="140" w:type="dxa"/>
+              <w:right w:w="140" w:type="dxa"/>
+            </w:tcMar>
           </w:tcPr>
           <w:p>
+            <w:pPr>
+              <w:spacing w:line="240" w:lineRule="auto" w:after="40"/>
+            </w:pPr>
             <w:r>
-              <w:t>Perjelas kriteria eksklusi pasien komorbid DM.</w:t>
+              <w:rPr>
+                <w:rFonts w:ascii="Times New Roman" w:hAnsi="Times New Roman"/>
+                <w:b w:val="0"/>
+                <w:i w:val="0"/>
+                <w:color w:val="000000"/>
+                <w:sz w:val="22"/>
+                <w:rFonts w:ascii="Times New Roman" w:hAnsi="Times New Roman" w:cs="Times New Roman" w:eastAsia="Times New Roman"/>
+                <w:rFonts w:ascii="Times New Roman" w:hAnsi="Times New Roman" w:cs="Times New Roman" w:eastAsia="Times New Roman"/>
+              </w:rPr>
+              <w:t>Memperjelas batasan kriteria eksklusi subjek komorbid DM.</w:t>
             </w:r>
           </w:p>
         </w:tc>
         <w:tc>
           <w:tcPr>
-            <w:tcW w:type="dxa" w:w="2340"/>
+            <w:tcW w:type="dxa" w:w="1984"/>
+            <w:tcMar>
+              <w:top w:w="120" w:type="dxa"/>
+              <w:bottom w:w="120" w:type="dxa"/>
+              <w:left w:w="140" w:type="dxa"/>
+              <w:right w:w="140" w:type="dxa"/>
+            </w:tcMar>
           </w:tcPr>
           <w:p>
+            <w:pPr>
+              <w:spacing w:line="240" w:lineRule="auto" w:after="40"/>
+            </w:pPr>
             <w:r>
+              <w:rPr>
+                <w:rFonts w:ascii="Times New Roman" w:hAnsi="Times New Roman"/>
+                <w:b w:val="0"/>
+                <w:i w:val="0"/>
+                <w:color w:val="000000"/>
+                <w:sz w:val="22"/>
+                <w:rFonts w:ascii="Times New Roman" w:hAnsi="Times New Roman" w:cs="Times New Roman" w:eastAsia="Times New Roman"/>
+                <w:rFonts w:ascii="Times New Roman" w:hAnsi="Times New Roman" w:cs="Times New Roman" w:eastAsia="Times New Roman"/>
+              </w:rPr>
               <w:t>Bab 3 (Hal. 28)</w:t>
             </w:r>
           </w:p>
         </w:tc>
         <w:tc>
           <w:tcPr>
-            <w:tcW w:type="dxa" w:w="2340"/>
+            <w:tcW w:type="dxa" w:w="1984"/>
+            <w:tcMar>
+              <w:top w:w="120" w:type="dxa"/>
+              <w:bottom w:w="120" w:type="dxa"/>
+              <w:left w:w="140" w:type="dxa"/>
+              <w:right w:w="140" w:type="dxa"/>
+            </w:tcMar>
           </w:tcPr>
           <w:p>
+            <w:pPr>
+              <w:spacing w:line="240" w:lineRule="auto" w:after="40"/>
+            </w:pPr>
             <w:r>
-              <w:t>Ditambahkan 3 kriteria eksklusi spesifik berdasarkan konsensus PERKENI 2021.</w:t>
+              <w:rPr>
+                <w:rFonts w:ascii="Times New Roman" w:hAnsi="Times New Roman"/>
+                <w:b w:val="0"/>
+                <w:i w:val="0"/>
+                <w:color w:val="000000"/>
+                <w:sz w:val="22"/>
+                <w:rFonts w:ascii="Times New Roman" w:hAnsi="Times New Roman" w:cs="Times New Roman" w:eastAsia="Times New Roman"/>
+                <w:rFonts w:ascii="Times New Roman" w:hAnsi="Times New Roman" w:cs="Times New Roman" w:eastAsia="Times New Roman"/>
+              </w:rPr>
+              <w:t>Ditambahkan 3 kriteria eksklusi spesifik mengacu pada Konsensus Pengelolaan DM PERKENI 2021.</w:t>
             </w:r>
           </w:p>
         </w:tc>
@@ -179,41 +339,113 @@
       <w:tr>
         <w:tc>
           <w:tcPr>
-            <w:tcW w:type="dxa" w:w="2340"/>
+            <w:tcW w:type="dxa" w:w="1984"/>
+            <w:tcMar>
+              <w:top w:w="120" w:type="dxa"/>
+              <w:bottom w:w="120" w:type="dxa"/>
+              <w:left w:w="140" w:type="dxa"/>
+              <w:right w:w="140" w:type="dxa"/>
+            </w:tcMar>
           </w:tcPr>
           <w:p>
+            <w:pPr>
+              <w:spacing w:line="240" w:lineRule="auto" w:after="40"/>
+            </w:pPr>
             <w:r>
+              <w:rPr>
+                <w:rFonts w:ascii="Times New Roman" w:hAnsi="Times New Roman"/>
+                <w:b/>
+                <w:i w:val="0"/>
+                <w:color w:val="000000"/>
+                <w:sz w:val="22"/>
+                <w:rFonts w:ascii="Times New Roman" w:hAnsi="Times New Roman" w:cs="Times New Roman" w:eastAsia="Times New Roman"/>
+                <w:rFonts w:ascii="Times New Roman" w:hAnsi="Times New Roman" w:cs="Times New Roman" w:eastAsia="Times New Roman"/>
+              </w:rPr>
               <w:t>2</w:t>
             </w:r>
           </w:p>
         </w:tc>
         <w:tc>
           <w:tcPr>
-            <w:tcW w:type="dxa" w:w="2340"/>
+            <w:tcW w:type="dxa" w:w="1984"/>
+            <w:tcMar>
+              <w:top w:w="120" w:type="dxa"/>
+              <w:bottom w:w="120" w:type="dxa"/>
+              <w:left w:w="140" w:type="dxa"/>
+              <w:right w:w="140" w:type="dxa"/>
+            </w:tcMar>
           </w:tcPr>
           <w:p>
+            <w:pPr>
+              <w:spacing w:line="240" w:lineRule="auto" w:after="40"/>
+            </w:pPr>
             <w:r>
-              <w:t>Tabel karakteristik subjek belum mencantumkan nilai persentase.</w:t>
+              <w:rPr>
+                <w:rFonts w:ascii="Times New Roman" w:hAnsi="Times New Roman"/>
+                <w:b w:val="0"/>
+                <w:i w:val="0"/>
+                <w:color w:val="000000"/>
+                <w:sz w:val="22"/>
+                <w:rFonts w:ascii="Times New Roman" w:hAnsi="Times New Roman" w:cs="Times New Roman" w:eastAsia="Times New Roman"/>
+                <w:rFonts w:ascii="Times New Roman" w:hAnsi="Times New Roman" w:cs="Times New Roman" w:eastAsia="Times New Roman"/>
+              </w:rPr>
+              <w:t>Tabel karakteristik subjek belum menyajikan persentase lengkap.</w:t>
             </w:r>
           </w:p>
         </w:tc>
         <w:tc>
           <w:tcPr>
-            <w:tcW w:type="dxa" w:w="2340"/>
+            <w:tcW w:type="dxa" w:w="1984"/>
+            <w:tcMar>
+              <w:top w:w="120" w:type="dxa"/>
+              <w:bottom w:w="120" w:type="dxa"/>
+              <w:left w:w="140" w:type="dxa"/>
+              <w:right w:w="140" w:type="dxa"/>
+            </w:tcMar>
           </w:tcPr>
           <w:p>
+            <w:pPr>
+              <w:spacing w:line="240" w:lineRule="auto" w:after="40"/>
+            </w:pPr>
             <w:r>
+              <w:rPr>
+                <w:rFonts w:ascii="Times New Roman" w:hAnsi="Times New Roman"/>
+                <w:b w:val="0"/>
+                <w:i w:val="0"/>
+                <w:color w:val="000000"/>
+                <w:sz w:val="22"/>
+                <w:rFonts w:ascii="Times New Roman" w:hAnsi="Times New Roman" w:cs="Times New Roman" w:eastAsia="Times New Roman"/>
+                <w:rFonts w:ascii="Times New Roman" w:hAnsi="Times New Roman" w:cs="Times New Roman" w:eastAsia="Times New Roman"/>
+              </w:rPr>
               <w:t>Bab 4 (Hal. 42)</w:t>
             </w:r>
           </w:p>
         </w:tc>
         <w:tc>
           <w:tcPr>
-            <w:tcW w:type="dxa" w:w="2340"/>
+            <w:tcW w:type="dxa" w:w="1984"/>
+            <w:tcMar>
+              <w:top w:w="120" w:type="dxa"/>
+              <w:bottom w:w="120" w:type="dxa"/>
+              <w:left w:w="140" w:type="dxa"/>
+              <w:right w:w="140" w:type="dxa"/>
+            </w:tcMar>
           </w:tcPr>
           <w:p>
+            <w:pPr>
+              <w:spacing w:line="240" w:lineRule="auto" w:after="40"/>
+            </w:pPr>
             <w:r>
-              <w:t>Tabel 4.1 direvisi dengan menyertakan frekuensi (n) dan persentase (%) lengkap.</w:t>
+              <w:rPr>
+                <w:rFonts w:ascii="Times New Roman" w:hAnsi="Times New Roman"/>
+                <w:b w:val="0"/>
+                <w:i w:val="0"/>
+                <w:color w:val="000000"/>
+                <w:sz w:val="22"/>
+                <w:rFonts w:ascii="Times New Roman" w:hAnsi="Times New Roman" w:cs="Times New Roman" w:eastAsia="Times New Roman"/>
+                <w:rFonts w:ascii="Times New Roman" w:hAnsi="Times New Roman" w:cs="Times New Roman" w:eastAsia="Times New Roman"/>
+              </w:rPr>
+              <w:t>Tabel 4.1 diperbaiki dengan menyertakan distribusi frekuensi absolut (n) dan relatif (%).</w:t>
             </w:r>
           </w:p>
         </w:tc>
@@ -221,41 +453,113 @@
       <w:tr>
         <w:tc>
           <w:tcPr>
-            <w:tcW w:type="dxa" w:w="2340"/>
+            <w:tcW w:type="dxa" w:w="1984"/>
+            <w:tcMar>
+              <w:top w:w="120" w:type="dxa"/>
+              <w:bottom w:w="120" w:type="dxa"/>
+              <w:left w:w="140" w:type="dxa"/>
+              <w:right w:w="140" w:type="dxa"/>
+            </w:tcMar>
           </w:tcPr>
           <w:p>
+            <w:pPr>
+              <w:spacing w:line="240" w:lineRule="auto" w:after="40"/>
+            </w:pPr>
             <w:r>
+              <w:rPr>
+                <w:rFonts w:ascii="Times New Roman" w:hAnsi="Times New Roman"/>
+                <w:b/>
+                <w:i w:val="0"/>
+                <w:color w:val="000000"/>
+                <w:sz w:val="22"/>
+                <w:rFonts w:ascii="Times New Roman" w:hAnsi="Times New Roman" w:cs="Times New Roman" w:eastAsia="Times New Roman"/>
+                <w:rFonts w:ascii="Times New Roman" w:hAnsi="Times New Roman" w:cs="Times New Roman" w:eastAsia="Times New Roman"/>
+              </w:rPr>
               <w:t>3</w:t>
             </w:r>
           </w:p>
         </w:tc>
         <w:tc>
           <w:tcPr>
-            <w:tcW w:type="dxa" w:w="2340"/>
+            <w:tcW w:type="dxa" w:w="1984"/>
+            <w:tcMar>
+              <w:top w:w="120" w:type="dxa"/>
+              <w:bottom w:w="120" w:type="dxa"/>
+              <w:left w:w="140" w:type="dxa"/>
+              <w:right w:w="140" w:type="dxa"/>
+            </w:tcMar>
           </w:tcPr>
           <w:p>
+            <w:pPr>
+              <w:spacing w:line="240" w:lineRule="auto" w:after="40"/>
+            </w:pPr>
             <w:r>
-              <w:t>Pembahasan uji bivariat masih mengulang hasil angka tabel.</w:t>
+              <w:rPr>
+                <w:rFonts w:ascii="Times New Roman" w:hAnsi="Times New Roman"/>
+                <w:b w:val="0"/>
+                <w:i w:val="0"/>
+                <w:color w:val="000000"/>
+                <w:sz w:val="22"/>
+                <w:rFonts w:ascii="Times New Roman" w:hAnsi="Times New Roman" w:cs="Times New Roman" w:eastAsia="Times New Roman"/>
+                <w:rFonts w:ascii="Times New Roman" w:hAnsi="Times New Roman" w:cs="Times New Roman" w:eastAsia="Times New Roman"/>
+              </w:rPr>
+              <w:t>Paragraf pembahasan masih mengulang angka pada tabel hasil.</w:t>
             </w:r>
           </w:p>
         </w:tc>
         <w:tc>
           <w:tcPr>
-            <w:tcW w:type="dxa" w:w="2340"/>
+            <w:tcW w:type="dxa" w:w="1984"/>
+            <w:tcMar>
+              <w:top w:w="120" w:type="dxa"/>
+              <w:bottom w:w="120" w:type="dxa"/>
+              <w:left w:w="140" w:type="dxa"/>
+              <w:right w:w="140" w:type="dxa"/>
+            </w:tcMar>
           </w:tcPr>
           <w:p>
+            <w:pPr>
+              <w:spacing w:line="240" w:lineRule="auto" w:after="40"/>
+            </w:pPr>
             <w:r>
-              <w:t>Bab 5 (Hal. 55-58)</w:t>
+              <w:rPr>
+                <w:rFonts w:ascii="Times New Roman" w:hAnsi="Times New Roman"/>
+                <w:b w:val="0"/>
+                <w:i w:val="0"/>
+                <w:color w:val="000000"/>
+                <w:sz w:val="22"/>
+                <w:rFonts w:ascii="Times New Roman" w:hAnsi="Times New Roman" w:cs="Times New Roman" w:eastAsia="Times New Roman"/>
+                <w:rFonts w:ascii="Times New Roman" w:hAnsi="Times New Roman" w:cs="Times New Roman" w:eastAsia="Times New Roman"/>
+              </w:rPr>
+              <w:t>Bab 5 (Hal. 55–58)</w:t>
             </w:r>
           </w:p>
         </w:tc>
         <w:tc>
           <w:tcPr>
-            <w:tcW w:type="dxa" w:w="2340"/>
+            <w:tcW w:type="dxa" w:w="1984"/>
+            <w:tcMar>
+              <w:top w:w="120" w:type="dxa"/>
+              <w:bottom w:w="120" w:type="dxa"/>
+              <w:left w:w="140" w:type="dxa"/>
+              <w:right w:w="140" w:type="dxa"/>
+            </w:tcMar>
           </w:tcPr>
           <w:p>
+            <w:pPr>
+              <w:spacing w:line="240" w:lineRule="auto" w:after="40"/>
+            </w:pPr>
             <w:r>
-              <w:t>Paragraf pembahasan direstrukturisasi menggunakan pola 3-Tier (Temuan -&gt; Komparasi Riset Lain -&gt; Mekanisme Patofisiologi).</w:t>
+              <w:rPr>
+                <w:rFonts w:ascii="Times New Roman" w:hAnsi="Times New Roman"/>
+                <w:b w:val="0"/>
+                <w:i w:val="0"/>
+                <w:color w:val="000000"/>
+                <w:sz w:val="22"/>
+                <w:rFonts w:ascii="Times New Roman" w:hAnsi="Times New Roman" w:cs="Times New Roman" w:eastAsia="Times New Roman"/>
+                <w:rFonts w:ascii="Times New Roman" w:hAnsi="Times New Roman" w:cs="Times New Roman" w:eastAsia="Times New Roman"/>
+              </w:rPr>
+              <w:t>Paragraf pembahasan direstrukturisasi dengan pola: Temuan Utama -&gt; Rujukan Komparasi -&gt; Mekanisme Patofisiologi.</w:t>
             </w:r>
           </w:p>
         </w:tc>
@@ -264,23 +568,38 @@
     <w:p>
       <w:pPr>
         <w:pStyle w:val="Heading2"/>
+        <w:spacing w:before="200" w:after="80"/>
       </w:pPr>
       <w:r>
-        <w:t>III. POIN KRITIS YANG DIMOHONKAN ARAHAN HARI INI</w:t>
+        <w:rPr>
+          <w:rFonts w:ascii="Times New Roman" w:hAnsi="Times New Roman"/>
+          <w:b/>
+          <w:i w:val="0"/>
+          <w:color w:val="000000"/>
+          <w:sz w:val="24"/>
+          <w:rFonts w:ascii="Times New Roman" w:hAnsi="Times New Roman" w:cs="Times New Roman" w:eastAsia="Times New Roman"/>
+        </w:rPr>
+        <w:t>III. POIN KRITIS YANG DIMOHONKAN ARAHAN PADA PERTEMUAN INI</w:t>
       </w:r>
     </w:p>
     <w:p>
       <w:r>
-        <w:t>1. Konfirmasi kelayakan uji normalitas Shapiro-Wilk pada subjek n=45.</w:t>
+        <w:rPr>
+          <w:rFonts w:ascii="Times New Roman" w:hAnsi="Times New Roman"/>
+          <w:b w:val="0"/>
+          <w:i w:val="0"/>
+          <w:color w:val="000000"/>
+          <w:sz w:val="24"/>
+          <w:rFonts w:ascii="Times New Roman" w:hAnsi="Times New Roman" w:cs="Times New Roman" w:eastAsia="Times New Roman"/>
+        </w:rPr>
+        <w:t>1. Konfirmasi pemilihan uji non-parametrik Mann-Whitney atas data yang tidak berdistribusi normal.</w:t>
         <w:br/>
-      </w:r>
-      <w:r>
-        <w:t>2. Rekomendasi apakah analisis multivariat perlu menyertakan variabel usia sebagai confounder.</w:t>
+        <w:t>2. Arahan mengenai penyertaan variabel perancu (usia dan status merokok) pada model regresi multivariat.</w:t>
       </w:r>
     </w:p>
     <w:sectPr>
-      <w:pgSz w:w="12240" w:h="15840"/>
-      <w:pgMar w:top="1440" w:right="1440" w:bottom="1440" w:left="1440" w:header="720" w:footer="720" w:gutter="0"/>
+      <w:pgSz w:w="11906" w:h="16838"/>
+      <w:pgMar w:top="2268" w:right="1701" w:bottom="1701" w:left="2268" w:header="720" w:footer="720" w:gutter="0"/>
       <w:cols w:space="720"/>
       <w:docGrid w:linePitch="360"/>
     </w:sectPr>
@@ -651,6 +970,14 @@
     <w:name w:val="Normal"/>
     <w:qFormat/>
     <w:rsid w:val="00FC693F"/>
+    <w:pPr>
+      <w:spacing w:line="276" w:lineRule="auto" w:after="80"/>
+    </w:pPr>
+    <w:rPr>
+      <w:rFonts w:ascii="Times New Roman" w:hAnsi="Times New Roman"/>
+      <w:color w:val="000000"/>
+      <w:sz w:val="24"/>
+    </w:rPr>
   </w:style>
   <w:style w:type="paragraph" w:styleId="Header">
     <w:name w:val="header"/>
